--- a/docs/Sem_4/final/FINAL_REPORT_VishalSingh_2020AA05641.docx
+++ b/docs/Sem_4/final/FINAL_REPORT_VishalSingh_2020AA05641.docx
@@ -3063,7 +3063,7 @@
           <w:rFonts w:ascii="Times New Roman" w:hAnsi="Times New Roman"/>
           <w:sz w:val="24"/>
         </w:rPr>
-        <w:t>A domain fine-tuned ModernBERT sentiment classifier trained through a three-stage curriculum, raising macro-F1 from 0.6272 to 0.7642 overall and from 0.2778 to 1.0000 on long posts, evaluated with honest 5-fold out-of-fold cross-validation.</w:t>
+        <w:t>A domain fine-tuned ModernBERT sentiment classifier trained through a three-stage curriculum, raising macro-F1 from 0.6272 to 0.7642 overall and recovering all long posts (≥ 512 tokens, n=7, all negative-class) that the RoBERTa baseline mis-classifies (5/7 → 7/7 correct), evaluated with honest 5-fold out-of-fold cross-validation.</w:t>
       </w:r>
     </w:p>
     <w:p>
@@ -6660,7 +6660,7 @@
           <w:color w:val="041E42"/>
           <w:sz w:val="22"/>
         </w:rPr>
-        <w:t>Figure 14: Out-of-fold macro-F1 by length bucket — the fine-tuned ModernBERT gains most on long posts (0.28 → 1.00) where RoBERTa's 512-token cap truncates the decisive detail.</w:t>
+        <w:t>Figure 14: Out-of-fold macro-F1 by length bucket — the fine-tuned ModernBERT recovers all seven ≥512-token posts (RoBERTa 5/7, ModernBERT 7/7) where RoBERTa's 512-token cap truncates the decisive detail.</w:t>
       </w:r>
     </w:p>
     <w:p>
@@ -7134,7 +7134,7 @@
           <w:i w:val="0"/>
           <w:sz w:val="24"/>
         </w:rPr>
-        <w:t>The decisive gain is on long posts. Table 3 buckets the evaluation by tokenized length; ModernBERT's long-context capacity converts a near-random 0.2778 on posts ≥512 tokens into a perfect 1.0000, because those are exactly the posts whose sentiment-determining detail RoBERTa truncated.</w:t>
+        <w:t>The decisive gain is on long posts. Table 3 splits the evaluation at the RoBERTa 512-token truncation boundary. All seven long posts are labelled negative by the human annotator, so the meaningful score for that bucket is a per-post correctness count rather than a per-class F1: ModernBERT recovers the two long posts the baseline mis-classifies (5/7 → 7/7 correct), showing the truncation ceiling that limited RoBERTa is removed.</w:t>
       </w:r>
     </w:p>
     <w:p>
@@ -7152,7 +7152,7 @@
           <w:color w:val="041E42"/>
           <w:sz w:val="22"/>
         </w:rPr>
-        <w:t>Table 3: Per-Length-Bucket Sentiment F1</w:t>
+        <w:t>Table 3: Per-Length-Bucket Sentiment Results (5-fold OOF predictions)</w:t>
       </w:r>
       <w:bookmarkEnd w:id="2048"/>
     </w:p>
@@ -7173,7 +7173,7 @@
       <w:tr>
         <w:tc>
           <w:tcPr>
-            <w:tcW w:type="dxa" w:w="3456"/>
+            <w:tcW w:type="dxa" w:w="3744"/>
             <w:shd w:val="clear" w:color="auto" w:fill="041E42"/>
             <w:tcMar>
               <w:top w:w="100" w:type="dxa"/>
@@ -7201,7 +7201,7 @@
         </w:tc>
         <w:tc>
           <w:tcPr>
-            <w:tcW w:type="dxa" w:w="1872"/>
+            <w:tcW w:type="dxa" w:w="2016"/>
             <w:shd w:val="clear" w:color="auto" w:fill="041E42"/>
             <w:tcMar>
               <w:top w:w="100" w:type="dxa"/>
@@ -7223,13 +7223,13 @@
                 <w:color w:val="FFFFFF"/>
                 <w:sz w:val="22"/>
               </w:rPr>
-              <w:t>RoBERTa F1</w:t>
+              <w:t>Baseline correct</w:t>
             </w:r>
           </w:p>
         </w:tc>
         <w:tc>
           <w:tcPr>
-            <w:tcW w:type="dxa" w:w="2160"/>
+            <w:tcW w:type="dxa" w:w="2016"/>
             <w:shd w:val="clear" w:color="auto" w:fill="041E42"/>
             <w:tcMar>
               <w:top w:w="100" w:type="dxa"/>
@@ -7251,13 +7251,13 @@
                 <w:color w:val="FFFFFF"/>
                 <w:sz w:val="22"/>
               </w:rPr>
-              <w:t>ModernBERT F1</w:t>
+              <w:t>ModernBERT correct</w:t>
             </w:r>
           </w:p>
         </w:tc>
         <w:tc>
           <w:tcPr>
-            <w:tcW w:type="dxa" w:w="1440"/>
+            <w:tcW w:type="dxa" w:w="1296"/>
             <w:shd w:val="clear" w:color="auto" w:fill="041E42"/>
             <w:tcMar>
               <w:top w:w="100" w:type="dxa"/>
@@ -7279,7 +7279,7 @@
                 <w:color w:val="FFFFFF"/>
                 <w:sz w:val="22"/>
               </w:rPr>
-              <w:t>Δ</w:t>
+              <w:t>Recovered</w:t>
             </w:r>
           </w:p>
         </w:tc>
@@ -7287,7 +7287,7 @@
       <w:tr>
         <w:tc>
           <w:tcPr>
-            <w:tcW w:type="dxa" w:w="3456"/>
+            <w:tcW w:type="dxa" w:w="3744"/>
             <w:vAlign w:val="top"/>
             <w:tcMar>
               <w:top w:w="70" w:type="dxa"/>
@@ -7306,13 +7306,13 @@
                 <w:rFonts w:ascii="Times New Roman" w:hAnsi="Times New Roman"/>
                 <w:sz w:val="22"/>
               </w:rPr>
-              <w:t>&lt; 512 tokens (193 posts)</w:t>
+              <w:t>&lt; 512 tokens  (n=193)</w:t>
             </w:r>
           </w:p>
         </w:tc>
         <w:tc>
           <w:tcPr>
-            <w:tcW w:type="dxa" w:w="1872"/>
+            <w:tcW w:type="dxa" w:w="2016"/>
             <w:vAlign w:val="top"/>
             <w:tcMar>
               <w:top w:w="70" w:type="dxa"/>
@@ -7331,13 +7331,13 @@
                 <w:rFonts w:ascii="Times New Roman" w:hAnsi="Times New Roman"/>
                 <w:sz w:val="22"/>
               </w:rPr>
-              <w:t>0.65</w:t>
+              <w:t>138/193 (72%)</w:t>
             </w:r>
           </w:p>
         </w:tc>
         <w:tc>
           <w:tcPr>
-            <w:tcW w:type="dxa" w:w="2160"/>
+            <w:tcW w:type="dxa" w:w="2016"/>
             <w:vAlign w:val="top"/>
             <w:tcMar>
               <w:top w:w="70" w:type="dxa"/>
@@ -7356,13 +7356,13 @@
                 <w:rFonts w:ascii="Times New Roman" w:hAnsi="Times New Roman"/>
                 <w:sz w:val="22"/>
               </w:rPr>
-              <w:t>0.75</w:t>
+              <w:t>159/193 (82%)</w:t>
             </w:r>
           </w:p>
         </w:tc>
         <w:tc>
           <w:tcPr>
-            <w:tcW w:type="dxa" w:w="1440"/>
+            <w:tcW w:type="dxa" w:w="1296"/>
             <w:vAlign w:val="top"/>
             <w:tcMar>
               <w:top w:w="70" w:type="dxa"/>
@@ -7381,7 +7381,7 @@
                 <w:rFonts w:ascii="Times New Roman" w:hAnsi="Times New Roman"/>
                 <w:sz w:val="22"/>
               </w:rPr>
-              <w:t>+0.10</w:t>
+              <w:t>+21</w:t>
             </w:r>
           </w:p>
         </w:tc>
@@ -7389,7 +7389,7 @@
       <w:tr>
         <w:tc>
           <w:tcPr>
-            <w:tcW w:type="dxa" w:w="3456"/>
+            <w:tcW w:type="dxa" w:w="3744"/>
             <w:vAlign w:val="top"/>
             <w:tcMar>
               <w:top w:w="70" w:type="dxa"/>
@@ -7409,13 +7409,13 @@
                 <w:rFonts w:ascii="Times New Roman" w:hAnsi="Times New Roman"/>
                 <w:sz w:val="22"/>
               </w:rPr>
-              <w:t>≥ 512 tokens (7 posts)</w:t>
+              <w:t>≥ 512 tokens  (n=7, all negative)</w:t>
             </w:r>
           </w:p>
         </w:tc>
         <w:tc>
           <w:tcPr>
-            <w:tcW w:type="dxa" w:w="1872"/>
+            <w:tcW w:type="dxa" w:w="2016"/>
             <w:vAlign w:val="top"/>
             <w:tcMar>
               <w:top w:w="70" w:type="dxa"/>
@@ -7435,13 +7435,13 @@
                 <w:rFonts w:ascii="Times New Roman" w:hAnsi="Times New Roman"/>
                 <w:sz w:val="22"/>
               </w:rPr>
-              <w:t>0.2778</w:t>
+              <w:t>5/7</w:t>
             </w:r>
           </w:p>
         </w:tc>
         <w:tc>
           <w:tcPr>
-            <w:tcW w:type="dxa" w:w="2160"/>
+            <w:tcW w:type="dxa" w:w="2016"/>
             <w:vAlign w:val="top"/>
             <w:tcMar>
               <w:top w:w="70" w:type="dxa"/>
@@ -7461,13 +7461,13 @@
                 <w:rFonts w:ascii="Times New Roman" w:hAnsi="Times New Roman"/>
                 <w:sz w:val="22"/>
               </w:rPr>
-              <w:t>1.0000</w:t>
+              <w:t>7/7</w:t>
             </w:r>
           </w:p>
         </w:tc>
         <w:tc>
           <w:tcPr>
-            <w:tcW w:type="dxa" w:w="1440"/>
+            <w:tcW w:type="dxa" w:w="1296"/>
             <w:vAlign w:val="top"/>
             <w:tcMar>
               <w:top w:w="70" w:type="dxa"/>
@@ -7487,7 +7487,7 @@
                 <w:rFonts w:ascii="Times New Roman" w:hAnsi="Times New Roman"/>
                 <w:sz w:val="22"/>
               </w:rPr>
-              <w:t>+0.722</w:t>
+              <w:t>+2</w:t>
             </w:r>
           </w:p>
         </w:tc>
@@ -7495,7 +7495,7 @@
       <w:tr>
         <w:tc>
           <w:tcPr>
-            <w:tcW w:type="dxa" w:w="3456"/>
+            <w:tcW w:type="dxa" w:w="3744"/>
             <w:vAlign w:val="top"/>
             <w:tcMar>
               <w:top w:w="70" w:type="dxa"/>
@@ -7514,13 +7514,13 @@
                 <w:rFonts w:ascii="Times New Roman" w:hAnsi="Times New Roman"/>
                 <w:sz w:val="22"/>
               </w:rPr>
-              <w:t>Overall (200 posts)</w:t>
+              <w:t>Overall  (n=200)</w:t>
             </w:r>
           </w:p>
         </w:tc>
         <w:tc>
           <w:tcPr>
-            <w:tcW w:type="dxa" w:w="1872"/>
+            <w:tcW w:type="dxa" w:w="2016"/>
             <w:vAlign w:val="top"/>
             <w:tcMar>
               <w:top w:w="70" w:type="dxa"/>
@@ -7539,13 +7539,13 @@
                 <w:rFonts w:ascii="Times New Roman" w:hAnsi="Times New Roman"/>
                 <w:sz w:val="22"/>
               </w:rPr>
-              <w:t>0.6272</w:t>
+              <w:t>143/200 (72%)</w:t>
             </w:r>
           </w:p>
         </w:tc>
         <w:tc>
           <w:tcPr>
-            <w:tcW w:type="dxa" w:w="2160"/>
+            <w:tcW w:type="dxa" w:w="2016"/>
             <w:vAlign w:val="top"/>
             <w:tcMar>
               <w:top w:w="70" w:type="dxa"/>
@@ -7564,13 +7564,13 @@
                 <w:rFonts w:ascii="Times New Roman" w:hAnsi="Times New Roman"/>
                 <w:sz w:val="22"/>
               </w:rPr>
-              <w:t>0.7642</w:t>
+              <w:t>166/200 (83%)</w:t>
             </w:r>
           </w:p>
         </w:tc>
         <w:tc>
           <w:tcPr>
-            <w:tcW w:type="dxa" w:w="1440"/>
+            <w:tcW w:type="dxa" w:w="1296"/>
             <w:vAlign w:val="top"/>
             <w:tcMar>
               <w:top w:w="70" w:type="dxa"/>
@@ -7589,7 +7589,7 @@
                 <w:rFonts w:ascii="Times New Roman" w:hAnsi="Times New Roman"/>
                 <w:sz w:val="22"/>
               </w:rPr>
-              <w:t>+0.137</w:t>
+              <w:t>+23</w:t>
             </w:r>
           </w:p>
         </w:tc>
@@ -9613,7 +9613,7 @@
                 <w:rFonts w:ascii="Times New Roman" w:hAnsi="Times New Roman"/>
                 <w:sz w:val="22"/>
               </w:rPr>
-              <w:t>Fine-tuned ModernBERT with 1024-token context → long-post F1 0.28 → 1.00</w:t>
+              <w:t>Fine-tuned ModernBERT with 1024-token context → all seven ≥512-token posts recovered (RoBERTa 5/7, ModernBERT 7/7)</w:t>
             </w:r>
           </w:p>
         </w:tc>
@@ -9976,7 +9976,7 @@
           <w:i w:val="0"/>
           <w:sz w:val="24"/>
         </w:rPr>
-        <w:t>This dissertation delivered a complete, working prototype that converts a noisy public Reddit stream into a structured, aspect-tagged, trust-weighted retail brand-health feed, running entirely on a local, offline-first, zero-API-cost stack. The central technical claims are supported by honest evaluation: fine-tuning ModernBERT raised sentiment macro-F1 from 0.6272 to 0.7642 (out-of-fold), with a decisive 0.2778 → 1.0000 gain on the long posts that motivated the long-context model; and the multi-pass vision pipeline eliminated hallucination (50% → 0%) while tripling correct text extraction. The trust score and trust × confidence gate provide an interpretable, auditable filter that flags rather than drops low-credibility content, and the human-in-the-loop dashboard closes the loop between AI output and analyst action.</w:t>
+        <w:t>This dissertation delivered a complete, working prototype that converts a noisy public Reddit stream into a structured, aspect-tagged, trust-weighted retail brand-health feed, running entirely on a local, offline-first, zero-API-cost stack. The central technical claims are supported by honest evaluation: fine-tuning ModernBERT raised sentiment macro-F1 from 0.6272 to 0.7642 (out-of-fold), with all seven ≥512-token posts recovered (RoBERTa 5/7, ModernBERT 7/7) — the long-context motivation of ModernBERT is what delivers that recovery; and the multi-pass vision pipeline eliminated hallucination (50% → 0%) while tripling correct text extraction. The trust score and trust × confidence gate provide an interpretable, auditable filter that flags rather than drops low-credibility content, and the human-in-the-loop dashboard closes the loop between AI output and analyst action.</w:t>
       </w:r>
     </w:p>
     <w:p>

--- a/docs/Sem_4/final/FINAL_REPORT_VishalSingh_2020AA05641.docx
+++ b/docs/Sem_4/final/FINAL_REPORT_VishalSingh_2020AA05641.docx
@@ -1572,7 +1572,7 @@
           <w:i w:val="0"/>
           <w:sz w:val="24"/>
         </w:rPr>
-        <w:t>Public social media is now a primary real-time channel for retail customer voice, yet fake and low-credibility posts contaminate any aggregate consumed without filtering. This dissertation designs, builds, and evaluates Retail Sentiment Intelligence (RSI), a complete offline-first prototype that converts a noisy public Reddit stream into a structured, aspect-tagged, trust-weighted brand-health feed. Posts from 25 curated retail communities are ingested, de-duplicated, and assigned a 0–1 trust score combining metadata heuristics, near-duplicate detection, and credibility checks. Trusted posts are classified for sentiment by a domain fine-tuned ModernBERT encoder, tagged with aspects by a zero-shot NLI classifier over an eight-category taxonomy, and — when an image is attached — captioned by a multi-pass, anti-hallucination Gemma 3 4B pipeline. Sentiment macro-F1 improved from 0.6272 to 0.7642 (and 0.28 to 1.00 on long posts); vision hallucination fell from 50% to 0%. A React/FastAPI dashboard surfaces results across eight surfaces including a live alert feed, a human-in-the-loop review queue, a post-lifecycle board, and competitor insights. The report documents the full lifecycle: literature survey, design, implementation, honest cross-validated evaluation, limitations, and recommendations.</w:t>
+        <w:t>Public social media is now a primary real-time channel for retail customer voice, yet fake and low-credibility posts contaminate any aggregate consumed without filtering. This dissertation designs, builds, and evaluates Retail Sentiment Intelligence (RSI), a complete offline-first prototype that converts a noisy public Reddit stream into a structured, aspect-tagged, trust-weighted brand-health feed. Posts from 25 curated retail communities are ingested, de-duplicated, and assigned a 0–1 trust score combining metadata heuristics, near-duplicate detection, and credibility checks. Trusted posts are classified for sentiment by a domain fine-tuned ModernBERT encoder, tagged with aspects by a zero-shot NLI classifier over an eight-category taxonomy, and — when an image is attached — captioned by a multi-pass, anti-hallucination Gemma 3 4B pipeline. Sentiment macro-F1 improved from 0.6272 to 0.7642 (and 5/7 to 7/7 correct on ≥512-tok long posts); vision hallucination fell from 50% to 0%. A React/FastAPI dashboard surfaces results across eight surfaces including a live alert feed, a human-in-the-loop review queue, a post-lifecycle board, and competitor insights. The report documents the full lifecycle: literature survey, design, implementation, honest cross-validated evaluation, limitations, and recommendations.</w:t>
       </w:r>
     </w:p>
     <w:tbl>
@@ -2821,7 +2821,7 @@
           <w:i w:val="0"/>
           <w:sz w:val="24"/>
         </w:rPr>
-        <w:t>Public social media is now a primary real-time channel for retail customer voice, yet fake and low-credibility posts contaminate any aggregate consumed without filtering. This dissertation designs, builds, and evaluates Retail Sentiment Intelligence (RSI), a complete offline-first prototype that converts a noisy public Reddit stream into a structured, aspect-tagged, trust-weighted brand-health feed. Posts from 25 curated retail communities are ingested, de-duplicated, and assigned a 0–1 trust score combining metadata heuristics, near-duplicate detection, and credibility checks. Trusted posts are classified for sentiment by a domain fine-tuned ModernBERT encoder, tagged with aspects by a zero-shot NLI classifier over an eight-category taxonomy, and — when an image is attached — captioned by a multi-pass, anti-hallucination Gemma 3 4B pipeline. Sentiment macro-F1 improved from 0.6272 to 0.7642 (and 0.28 to 1.00 on long posts); vision hallucination fell from 50% to 0%. A React/FastAPI dashboard surfaces results across eight surfaces including a live alert feed, a human-in-the-loop review queue, a post-lifecycle board, and competitor insights. The report documents the full lifecycle: literature survey, design, implementation, honest cross-validated evaluation, limitations, and recommendations.</w:t>
+        <w:t>Public social media is now a primary real-time channel for retail customer voice, yet fake and low-credibility posts contaminate any aggregate consumed without filtering. This dissertation designs, builds, and evaluates Retail Sentiment Intelligence (RSI), a complete offline-first prototype that converts a noisy public Reddit stream into a structured, aspect-tagged, trust-weighted brand-health feed. Posts from 25 curated retail communities are ingested, de-duplicated, and assigned a 0–1 trust score combining metadata heuristics, near-duplicate detection, and credibility checks. Trusted posts are classified for sentiment by a domain fine-tuned ModernBERT encoder, tagged with aspects by a zero-shot NLI classifier over an eight-category taxonomy, and — when an image is attached — captioned by a multi-pass, anti-hallucination Gemma 3 4B pipeline. Sentiment macro-F1 improved from 0.6272 to 0.7642 (and 5/7 to 7/7 correct on ≥512-tok long posts); vision hallucination fell from 50% to 0%. A React/FastAPI dashboard surfaces results across eight surfaces including a live alert feed, a human-in-the-loop review queue, a post-lifecycle board, and competitor insights. The report documents the full lifecycle: literature survey, design, implementation, honest cross-validated evaluation, limitations, and recommendations.</w:t>
       </w:r>
     </w:p>
     <w:p>
@@ -6616,7 +6616,7 @@
       <w:r>
         <w:drawing>
           <wp:inline xmlns:a="http://schemas.openxmlformats.org/drawingml/2006/main" xmlns:pic="http://schemas.openxmlformats.org/drawingml/2006/picture">
-            <wp:extent cx="5120640" cy="2784537"/>
+            <wp:extent cx="5120640" cy="2422264"/>
             <wp:docPr id="14" name="Picture 14"/>
             <wp:cNvGraphicFramePr>
               <a:graphicFrameLocks noChangeAspect="1"/>
@@ -6637,7 +6637,7 @@
                   <pic:spPr>
                     <a:xfrm>
                       <a:off x="0" y="0"/>
-                      <a:ext cx="5120640" cy="2784537"/>
+                      <a:ext cx="5120640" cy="2422264"/>
                     </a:xfrm>
                     <a:prstGeom prst="rect"/>
                   </pic:spPr>

--- a/docs/Sem_4/final/FINAL_REPORT_VishalSingh_2020AA05641.docx
+++ b/docs/Sem_4/final/FINAL_REPORT_VishalSingh_2020AA05641.docx
@@ -5857,7 +5857,7 @@
       <w:r>
         <w:drawing>
           <wp:inline xmlns:a="http://schemas.openxmlformats.org/drawingml/2006/main" xmlns:pic="http://schemas.openxmlformats.org/drawingml/2006/picture">
-            <wp:extent cx="5760720" cy="3751371"/>
+            <wp:extent cx="5760720" cy="3441125"/>
             <wp:docPr id="11" name="Picture 11"/>
             <wp:cNvGraphicFramePr>
               <a:graphicFrameLocks noChangeAspect="1"/>
@@ -5878,7 +5878,7 @@
                   <pic:spPr>
                     <a:xfrm>
                       <a:off x="0" y="0"/>
-                      <a:ext cx="5760720" cy="3751371"/>
+                      <a:ext cx="5760720" cy="3441125"/>
                     </a:xfrm>
                     <a:prstGeom prst="rect"/>
                   </pic:spPr>
